--- a/Invitasjon/Personvernerklæring-respondent.docx
+++ b/Invitasjon/Personvernerklæring-respondent.docx
@@ -135,7 +135,7 @@
         <w:t xml:space="preserve"> </w:t>
       </w:r>
       <w:r>
-        <w:t xml:space="preserve">Du kan reservere deg mot å være del av frafallsanalysen ved å kontakte Sveinung Arnesen i Norce (se kontaktinfo lenger oppe i invitasjonsbrevet).</w:t>
+        <w:t xml:space="preserve">Du kan reservere deg mot å være del av frafallsanalysen ved å kontakte Sveinung Arnesen i Norce (se kontaktinfo annet sted i invitasjonsbrevet).</w:t>
       </w:r>
     </w:p>
     <w:p>
@@ -334,12 +334,6 @@
       </w:pPr>
       <w:r>
         <w:t xml:space="preserve">Bergen kommune, NORCE - Norwegian Research Centre, Universitetet i Bergen og Stanford University er involvert i prosjektet som organiserer arrangementet.</w:t>
-      </w:r>
-      <w:r>
-        <w:t xml:space="preserve"> </w:t>
-      </w:r>
-      <w:r>
-        <w:t xml:space="preserve">Norges forskningsråd finansierer prosjektet.</w:t>
       </w:r>
       <w:r>
         <w:t xml:space="preserve"> </w:t>
